--- a/data/L2/201_data_summary_figures/201_table3_dataset_map_distr.docx
+++ b/data/L2/201_data_summary_figures/201_table3_dataset_map_distr.docx
@@ -3010,7 +3010,7 @@
                 <w:szCs w:val="22"/>
                 <w:color w:val="000000"/>
               </w:rPr>
-              <w:t xml:space="preserve">26690</w:t>
+              <w:t xml:space="preserve">26688</w:t>
             </w:r>
           </w:p>
         </w:tc>
@@ -3454,7 +3454,7 @@
                 <w:szCs w:val="22"/>
                 <w:color w:val="000000"/>
               </w:rPr>
-              <w:t xml:space="preserve">17630</w:t>
+              <w:t xml:space="preserve">17628</w:t>
             </w:r>
           </w:p>
         </w:tc>
